--- a/企业提交材料/A23_小型运行数据包与数据接入说明_V1.0.docx
+++ b/企业提交材料/A23_小型运行数据包与数据接入说明_V1.0.docx
@@ -3677,7 +3677,7 @@
           <w:color w:val="000000"/>
           <w:sz w:val="21"/>
         </w:rPr>
-        <w:t>本数据包与当前后端 OpenAPI 2.1.0、接口文档 V1.0 配套。只要修改文件名、字段、版本或发布规则，就应同步更新 manifest、数据接入说明和接口文档。正式算法接入后，预测接口还应增加模型版本、输入质量门禁和可复现实验记录。</w:t>
+        <w:t>本数据包与当前后端 OpenAPI 2.2.0、接口文档 V1.0 配套。只要修改文件名、字段、版本或发布规则，就应同步更新 manifest、数据接入说明和接口文档。正式算法接入后，预测接口还应增加模型版本、输入质量门禁和可复现实验记录。</w:t>
       </w:r>
     </w:p>
     <w:sectPr>
